--- a/sesion4/archivos/Plantilla_Modelo_Analisis_EST323.docx
+++ b/sesion4/archivos/Plantilla_Modelo_Analisis_EST323.docx
@@ -91,7 +91,7 @@
           <w:color w:val="616C85"/>
           <w:sz w:val="19"/>
         </w:rPr>
-        <w:t>Se entrega hoy, antes de salir: un solo PDF por equipo, con los tres nombres en la primera página y la hoja del taller al final, en el mismo archivo. Reemplacen el texto en gris por lo suyo y borren las indicaciones.</w:t>
+        <w:t>Se entrega hoy, antes de salir: cada integrante sube el mismo PDF del equipo, con los tres nombres en la primera página y la hoja del taller al final, en el mismo archivo. Reemplacen el texto en gris por lo suyo y borren las indicaciones.</w:t>
       </w:r>
     </w:p>
     <w:p>
@@ -1543,7 +1543,6 @@
           <w:color w:val="D24E1C"/>
           <w:sz w:val="26"/>
         </w:rPr>
-        <w:lastRenderedPageBreak/>
         <w:t>5 · Trazabilidad</w:t>
       </w:r>
     </w:p>
@@ -2196,31 +2195,31 @@
       </w:rPr>
     </w:lvl>
   </w:abstractNum>
-  <w:num w:numId="1" w16cid:durableId="2077513788">
+  <w:num w:numId="1" w16cid:durableId="1535579005">
     <w:abstractNumId w:val="8"/>
   </w:num>
-  <w:num w:numId="2" w16cid:durableId="735125664">
+  <w:num w:numId="2" w16cid:durableId="1016616378">
     <w:abstractNumId w:val="6"/>
   </w:num>
-  <w:num w:numId="3" w16cid:durableId="916981058">
+  <w:num w:numId="3" w16cid:durableId="1742823207">
     <w:abstractNumId w:val="5"/>
   </w:num>
-  <w:num w:numId="4" w16cid:durableId="21979473">
+  <w:num w:numId="4" w16cid:durableId="246233427">
     <w:abstractNumId w:val="4"/>
   </w:num>
-  <w:num w:numId="5" w16cid:durableId="31461416">
+  <w:num w:numId="5" w16cid:durableId="1906143441">
     <w:abstractNumId w:val="7"/>
   </w:num>
-  <w:num w:numId="6" w16cid:durableId="2011449727">
+  <w:num w:numId="6" w16cid:durableId="340400274">
     <w:abstractNumId w:val="3"/>
   </w:num>
-  <w:num w:numId="7" w16cid:durableId="390616799">
+  <w:num w:numId="7" w16cid:durableId="602223511">
     <w:abstractNumId w:val="2"/>
   </w:num>
-  <w:num w:numId="8" w16cid:durableId="1864126210">
+  <w:num w:numId="8" w16cid:durableId="883054095">
     <w:abstractNumId w:val="1"/>
   </w:num>
-  <w:num w:numId="9" w16cid:durableId="1961259050">
+  <w:num w:numId="9" w16cid:durableId="376315789">
     <w:abstractNumId w:val="0"/>
   </w:num>
 </w:numbering>
